--- a/documents/项目文档.docx
+++ b/documents/项目文档.docx
@@ -153,9 +153,9 @@
           <w:sz w:val="44"/>
         </w:rPr>
       </w:pPr>
-      <w:bookmarkStart w:id="1" w:name="_Toc105673201"/>
-      <w:bookmarkStart w:id="2" w:name="_Toc93978955"/>
-      <w:bookmarkStart w:id="3" w:name="_Toc96851753"/>
+      <w:bookmarkStart w:id="1" w:name="_Toc93978955"/>
+      <w:bookmarkStart w:id="2" w:name="_Toc96851753"/>
+      <w:bookmarkStart w:id="3" w:name="_Toc105673201"/>
     </w:p>
     <w:bookmarkEnd w:id="1"/>
     <w:bookmarkEnd w:id="2"/>
@@ -1318,12 +1318,14 @@
           <w:lang w:val="en-US" w:eastAsia="zh-CN"/>
         </w:rPr>
       </w:pPr>
-      <w:r>
-        <w:rPr>
-          <w:rFonts w:hint="eastAsia"/>
-          <w:lang w:val="en-US" w:eastAsia="zh-CN"/>
-        </w:rPr>
-        <w:t>一个MVP级Canvas画布应用，基于HTML/CSS/JavaScript实现，采用Canvas负责图形绘制，DOM</w:t>
+      <w:bookmarkStart w:id="6" w:name="_Toc9747"/>
+      <w:bookmarkStart w:id="7" w:name="_Toc24252"/>
+      <w:r>
+        <w:rPr>
+          <w:rFonts w:hint="eastAsia"/>
+          <w:lang w:val="en-US" w:eastAsia="zh-CN"/>
+        </w:rPr>
+        <w:t>一个MVP级Canvas画布应用，基于HTML/CSS/JavaScript实现，采用Canvas负责图形绘制，DOM负责交互面板的混合渲染方案。实现了基础的图形/图片/文本渲染等核心功能，完成前后端数据持久化闭环，满足轻量图形编辑的基础使用场景。</w:t>
       </w:r>
     </w:p>
     <w:p>
@@ -1335,8 +1337,6 @@
         </w:numPr>
         <w:ind w:firstLineChars="0"/>
       </w:pPr>
-      <w:bookmarkStart w:id="6" w:name="_Toc9747"/>
-      <w:bookmarkStart w:id="7" w:name="_Toc24252"/>
       <w:r>
         <w:rPr>
           <w:rFonts w:hint="eastAsia"/>
@@ -1349,6 +1349,21 @@
     <w:p>
       <w:pPr>
         <w:rPr>
+          <w:rFonts w:hint="eastAsia"/>
+          <w:lang w:val="en-US" w:eastAsia="zh-CN"/>
+        </w:rPr>
+      </w:pPr>
+      <w:r>
+        <w:rPr>
+          <w:rFonts w:hint="eastAsia"/>
+          <w:lang w:val="en-US" w:eastAsia="zh-CN"/>
+        </w:rPr>
+        <w:t>时间有限，所以尽量选择理解成本低的技术。</w:t>
+      </w:r>
+    </w:p>
+    <w:p>
+      <w:pPr>
+        <w:rPr>
           <w:rFonts w:hint="default"/>
           <w:lang w:val="en-US" w:eastAsia="zh-CN"/>
         </w:rPr>
@@ -1358,37 +1373,7 @@
           <w:rFonts w:hint="eastAsia"/>
           <w:lang w:val="en-US" w:eastAsia="zh-CN"/>
         </w:rPr>
-        <w:t>在前端部分，由于这是一个轻量级页面，所以使用框架可能反倒会增加加载时间。我最后选择了原生三剑客。但是我也明白框架是开发中的主流做法，具有可以声明式写UI（就不用多次指挥对DOM的操作了！），代码组件化，状态自动同步（数据一变，所有用到它的地方自动修改，不用手动找元素然后改内容！）等优点。后续对框架比较熟悉的时候可以尝试使用框架实现这个项目。</w:t>
-      </w:r>
-    </w:p>
-    <w:p>
-      <w:pPr>
-        <w:rPr>
-          <w:rFonts w:hint="eastAsia"/>
-          <w:lang w:val="en-US" w:eastAsia="zh-CN"/>
-        </w:rPr>
-      </w:pPr>
-      <w:r>
-        <w:rPr>
-          <w:rFonts w:hint="eastAsia"/>
-          <w:lang w:val="en-US" w:eastAsia="zh-CN"/>
-        </w:rPr>
-        <w:t>在渲染层部分，我了解到如果只用DOM会出现卡顿的问题，在功能的实现上也会很麻烦，而如果只用Canvas会消耗很多时间，不适用于我现在时间紧的情况。所以虽然会有画布缩放后点击位置要转换的问题，我还是按照推荐选择了Canvas和DOM结合的方法。</w:t>
-      </w:r>
-    </w:p>
-    <w:p>
-      <w:pPr>
-        <w:rPr>
-          <w:rFonts w:hint="default"/>
-          <w:lang w:val="en-US" w:eastAsia="zh-CN"/>
-        </w:rPr>
-      </w:pPr>
-      <w:r>
-        <w:rPr>
-          <w:rFonts w:hint="eastAsia"/>
-          <w:lang w:val="en-US" w:eastAsia="zh-CN"/>
-        </w:rPr>
-        <w:t>在使用第三方库方面，我了解到这些使用这些库的优点包括：在画布渲染大量元素的时候不会明显卡顿；可以解决复杂文本的编辑问题（比如多行）。但是由于核心业务逻辑需要自己实现，所以它们不影响核心交互逻辑，它们的主要功能是对性能的优化，并且额外学习会增加时间成本，所以我决定不使用第三方库，专注完成核心业务逻辑。在后续完善项目的时候，可以引入第三方库实现性能的优化。</w:t>
+        <w:t>既然在技术上没有做得更好，那就努力在页面设计上做得更好。</w:t>
       </w:r>
     </w:p>
     <w:p>
@@ -1537,6 +1522,7 @@
     <w:p>
       <w:pPr>
         <w:numPr>
+          <w:ilvl w:val="0"/>
           <w:numId w:val="0"/>
         </w:numPr>
         <w:ind w:leftChars="200"/>
@@ -1692,8 +1678,6 @@
         </w:rPr>
         <w:t>快捷键：选中元素的复制（Cmd/Ctrl+C）和粘贴（Cmd/Ctrl+V）；同时适配mac快捷键</w:t>
       </w:r>
-      <w:bookmarkStart w:id="16" w:name="_GoBack"/>
-      <w:bookmarkEnd w:id="16"/>
     </w:p>
     <w:p>
       <w:pPr>
@@ -1859,9 +1843,9 @@
       <w:pPr>
         <w:numPr>
           <w:ilvl w:val="0"/>
-          <w:numId w:val="4"/>
+          <w:numId w:val="0"/>
         </w:numPr>
-        <w:ind w:left="0" w:leftChars="0" w:firstLine="0" w:firstLineChars="0"/>
+        <w:ind w:leftChars="0"/>
         <w:rPr>
           <w:rFonts w:hint="default"/>
           <w:lang w:val="en-US" w:eastAsia="zh-CN"/>
@@ -1872,7 +1856,7 @@
           <w:rFonts w:hint="eastAsia"/>
           <w:lang w:val="en-US" w:eastAsia="zh-CN"/>
         </w:rPr>
-        <w:t>后端部分：</w:t>
+        <w:t>3. 后端部分：</w:t>
       </w:r>
     </w:p>
     <w:p>
@@ -1898,10 +1882,68 @@
     <w:p>
       <w:pPr>
         <w:numPr>
-          <w:ilvl w:val="2"/>
-          <w:numId w:val="4"/>
+          <w:ilvl w:val="0"/>
+          <w:numId w:val="0"/>
         </w:numPr>
-        <w:ind w:left="1260" w:leftChars="0" w:hanging="420" w:firstLineChars="0"/>
+        <w:rPr>
+          <w:rFonts w:hint="default"/>
+          <w:lang w:val="en-US" w:eastAsia="zh-CN"/>
+        </w:rPr>
+      </w:pPr>
+      <w:r>
+        <w:rPr>
+          <w:rFonts w:hint="eastAsia"/>
+          <w:lang w:val="en-US" w:eastAsia="zh-CN"/>
+        </w:rPr>
+        <w:t>4.UI设计</w:t>
+      </w:r>
+    </w:p>
+    <w:p>
+      <w:pPr>
+        <w:numPr>
+          <w:ilvl w:val="1"/>
+          <w:numId w:val="5"/>
+        </w:numPr>
+        <w:ind w:left="840" w:leftChars="0" w:hanging="420" w:firstLineChars="0"/>
+        <w:rPr>
+          <w:rFonts w:hint="default"/>
+          <w:lang w:val="en-US" w:eastAsia="zh-CN"/>
+        </w:rPr>
+      </w:pPr>
+      <w:r>
+        <w:rPr>
+          <w:rFonts w:hint="eastAsia"/>
+          <w:lang w:val="en-US" w:eastAsia="zh-CN"/>
+        </w:rPr>
+        <w:t>页面整体简洁，使用起来方便</w:t>
+      </w:r>
+    </w:p>
+    <w:p>
+      <w:pPr>
+        <w:numPr>
+          <w:ilvl w:val="1"/>
+          <w:numId w:val="5"/>
+        </w:numPr>
+        <w:ind w:left="840" w:leftChars="0" w:hanging="420" w:firstLineChars="0"/>
+        <w:rPr>
+          <w:rFonts w:hint="default"/>
+          <w:lang w:val="en-US" w:eastAsia="zh-CN"/>
+        </w:rPr>
+      </w:pPr>
+      <w:r>
+        <w:rPr>
+          <w:rFonts w:hint="eastAsia"/>
+          <w:lang w:val="en-US" w:eastAsia="zh-CN"/>
+        </w:rPr>
+        <w:t>使用莫兰迪色系，使画面色彩看起来让人感到宁静</w:t>
+      </w:r>
+    </w:p>
+    <w:p>
+      <w:pPr>
+        <w:numPr>
+          <w:ilvl w:val="0"/>
+          <w:numId w:val="0"/>
+        </w:numPr>
         <w:rPr>
           <w:rFonts w:hint="default"/>
           <w:lang w:val="en-US" w:eastAsia="zh-CN"/>
@@ -1933,8 +1975,8 @@
         </w:numPr>
         <w:ind w:firstLineChars="0"/>
       </w:pPr>
-      <w:bookmarkStart w:id="10" w:name="_Toc7265"/>
-      <w:bookmarkStart w:id="11" w:name="_Toc21973"/>
+      <w:bookmarkStart w:id="10" w:name="_Toc21973"/>
+      <w:bookmarkStart w:id="11" w:name="_Toc7265"/>
       <w:r>
         <w:rPr>
           <w:rFonts w:hint="eastAsia"/>
@@ -1943,6 +1985,8 @@
       </w:r>
       <w:bookmarkEnd w:id="10"/>
       <w:bookmarkEnd w:id="11"/>
+      <w:bookmarkStart w:id="16" w:name="_GoBack"/>
+      <w:bookmarkEnd w:id="16"/>
     </w:p>
     <w:p>
       <w:pPr>
@@ -1953,8 +1997,8 @@
         </w:numPr>
         <w:ind w:firstLineChars="0"/>
       </w:pPr>
-      <w:bookmarkStart w:id="12" w:name="_Toc18506"/>
-      <w:bookmarkStart w:id="13" w:name="_Toc19276"/>
+      <w:bookmarkStart w:id="12" w:name="_Toc19276"/>
+      <w:bookmarkStart w:id="13" w:name="_Toc18506"/>
       <w:r>
         <w:rPr>
           <w:rFonts w:hint="eastAsia"/>
@@ -1963,6 +2007,36 @@
       </w:r>
       <w:bookmarkEnd w:id="12"/>
       <w:bookmarkEnd w:id="13"/>
+    </w:p>
+    <w:p>
+      <w:pPr>
+        <w:rPr>
+          <w:rFonts w:hint="default" w:eastAsiaTheme="minorEastAsia"/>
+          <w:lang w:val="en-US" w:eastAsia="zh-CN"/>
+        </w:rPr>
+      </w:pPr>
+      <w:r>
+        <w:rPr>
+          <w:rFonts w:hint="eastAsia"/>
+          <w:lang w:val="en-US" w:eastAsia="zh-CN"/>
+        </w:rPr>
+        <w:t>- 基本功能</w:t>
+      </w:r>
+    </w:p>
+    <w:p>
+      <w:pPr>
+        <w:rPr>
+          <w:rFonts w:hint="default" w:eastAsiaTheme="minorEastAsia"/>
+          <w:lang w:val="en-US" w:eastAsia="zh-CN"/>
+        </w:rPr>
+      </w:pPr>
+      <w:r>
+        <w:rPr>
+          <w:rFonts w:hint="eastAsia"/>
+          <w:lang w:val="en-US" w:eastAsia="zh-CN"/>
+        </w:rPr>
+        <w:t>- 实现了滚轮和快捷键缩放</w:t>
+      </w:r>
     </w:p>
     <w:p>
       <w:pPr>
@@ -1973,8 +2047,8 @@
         </w:numPr>
         <w:ind w:firstLineChars="0"/>
       </w:pPr>
-      <w:bookmarkStart w:id="14" w:name="_Toc30915"/>
-      <w:bookmarkStart w:id="15" w:name="_Toc25747"/>
+      <w:bookmarkStart w:id="14" w:name="_Toc25747"/>
+      <w:bookmarkStart w:id="15" w:name="_Toc30915"/>
       <w:r>
         <w:rPr>
           <w:rFonts w:hint="eastAsia"/>
@@ -1996,7 +2070,7 @@
           <w:rFonts w:hint="eastAsia"/>
           <w:lang w:val="en-US" w:eastAsia="zh-CN"/>
         </w:rPr>
-        <w:t>由于这段时间有一些从很久以前就安排好的事情，导致我到4.17才开始做最终考核。我也有过很多怀疑：只有这么一点时间，我真的可以做出来吗？这些东西我真的不懂，我可以在这么短的时间内理解它们吗？其他同学都准备了那么长时间，可是我只剩下这么一点时间，我做出来的项目被师兄师姐觉得太差劲了怎么办？我也感到压力山大，一边焦虑结果，一边挣扎着学习我完全不懂的东西，一边怀疑这样做到底也没有意义。</w:t>
+        <w:t>由于这段时间有一些从很久以前就安排好的事情，导致我到4.17才开始做最终考核，结果前端基本的样式也是调了很久，所以4.18才开始写js部分。我也有过很多怀疑：只有这么一点时间，我真的可以做出来吗？这些东西我真的不懂，我可以在这么短的时间内理解它们吗？其他同学都准备了那么长时间，可是我只剩下这么一点时间，我做出来的项目被师兄师姐觉得太差劲了怎么办？我也感到压力山大，一边焦虑结果，一边挣扎着学习我完全不懂的东西，一边怀疑这样做到底也没有意义。</w:t>
       </w:r>
     </w:p>
     <w:p>
@@ -2557,6 +2631,142 @@
     </w:lvl>
   </w:abstractNum>
   <w:abstractNum w:abstractNumId="2">
+    <w:nsid w:val="D12BD36E"/>
+    <w:multiLevelType w:val="multilevel"/>
+    <w:tmpl w:val="D12BD36E"/>
+    <w:lvl w:ilvl="0" w:tentative="0">
+      <w:start w:val="2"/>
+      <w:numFmt w:val="decimal"/>
+      <w:lvlText w:val="%1."/>
+      <w:lvlJc w:val="left"/>
+      <w:pPr>
+        <w:tabs>
+          <w:tab w:val="left" w:pos="312"/>
+        </w:tabs>
+      </w:pPr>
+    </w:lvl>
+    <w:lvl w:ilvl="1" w:tentative="0">
+      <w:start w:val="1"/>
+      <w:numFmt w:val="decimal"/>
+      <w:lvlText w:val="(%2)"/>
+      <w:lvlJc w:val="left"/>
+      <w:pPr>
+        <w:tabs>
+          <w:tab w:val="left" w:pos="840"/>
+        </w:tabs>
+        <w:ind w:left="840" w:leftChars="0" w:hanging="420" w:firstLineChars="0"/>
+      </w:pPr>
+      <w:rPr>
+        <w:rFonts w:hint="default"/>
+      </w:rPr>
+    </w:lvl>
+    <w:lvl w:ilvl="2" w:tentative="0">
+      <w:start w:val="1"/>
+      <w:numFmt w:val="decimalEnclosedCircleChinese"/>
+      <w:lvlText w:val="%3"/>
+      <w:lvlJc w:val="left"/>
+      <w:pPr>
+        <w:tabs>
+          <w:tab w:val="left" w:pos="1260"/>
+        </w:tabs>
+        <w:ind w:left="1260" w:leftChars="0" w:hanging="420" w:firstLineChars="0"/>
+      </w:pPr>
+      <w:rPr>
+        <w:rFonts w:hint="default"/>
+      </w:rPr>
+    </w:lvl>
+    <w:lvl w:ilvl="3" w:tentative="0">
+      <w:start w:val="1"/>
+      <w:numFmt w:val="decimal"/>
+      <w:lvlText w:val="%4)"/>
+      <w:lvlJc w:val="left"/>
+      <w:pPr>
+        <w:tabs>
+          <w:tab w:val="left" w:pos="1680"/>
+        </w:tabs>
+        <w:ind w:left="1680" w:leftChars="0" w:hanging="420" w:firstLineChars="0"/>
+      </w:pPr>
+      <w:rPr>
+        <w:rFonts w:hint="default"/>
+      </w:rPr>
+    </w:lvl>
+    <w:lvl w:ilvl="4" w:tentative="0">
+      <w:start w:val="1"/>
+      <w:numFmt w:val="lowerLetter"/>
+      <w:lvlText w:val="%5."/>
+      <w:lvlJc w:val="left"/>
+      <w:pPr>
+        <w:tabs>
+          <w:tab w:val="left" w:pos="2100"/>
+        </w:tabs>
+        <w:ind w:left="2100" w:leftChars="0" w:hanging="420" w:firstLineChars="0"/>
+      </w:pPr>
+      <w:rPr>
+        <w:rFonts w:hint="default"/>
+      </w:rPr>
+    </w:lvl>
+    <w:lvl w:ilvl="5" w:tentative="0">
+      <w:start w:val="1"/>
+      <w:numFmt w:val="lowerLetter"/>
+      <w:lvlText w:val="%6)"/>
+      <w:lvlJc w:val="left"/>
+      <w:pPr>
+        <w:tabs>
+          <w:tab w:val="left" w:pos="2520"/>
+        </w:tabs>
+        <w:ind w:left="2520" w:leftChars="0" w:hanging="420" w:firstLineChars="0"/>
+      </w:pPr>
+      <w:rPr>
+        <w:rFonts w:hint="default"/>
+      </w:rPr>
+    </w:lvl>
+    <w:lvl w:ilvl="6" w:tentative="0">
+      <w:start w:val="1"/>
+      <w:numFmt w:val="lowerRoman"/>
+      <w:lvlText w:val="%7."/>
+      <w:lvlJc w:val="left"/>
+      <w:pPr>
+        <w:tabs>
+          <w:tab w:val="left" w:pos="2940"/>
+        </w:tabs>
+        <w:ind w:left="2940" w:leftChars="0" w:hanging="420" w:firstLineChars="0"/>
+      </w:pPr>
+      <w:rPr>
+        <w:rFonts w:hint="default"/>
+      </w:rPr>
+    </w:lvl>
+    <w:lvl w:ilvl="7" w:tentative="0">
+      <w:start w:val="1"/>
+      <w:numFmt w:val="lowerRoman"/>
+      <w:lvlText w:val="%8)"/>
+      <w:lvlJc w:val="left"/>
+      <w:pPr>
+        <w:tabs>
+          <w:tab w:val="left" w:pos="3360"/>
+        </w:tabs>
+        <w:ind w:left="3360" w:leftChars="0" w:hanging="420" w:firstLineChars="0"/>
+      </w:pPr>
+      <w:rPr>
+        <w:rFonts w:hint="default"/>
+      </w:rPr>
+    </w:lvl>
+    <w:lvl w:ilvl="8" w:tentative="0">
+      <w:start w:val="1"/>
+      <w:numFmt w:val="lowerLetter"/>
+      <w:lvlText w:val="%9."/>
+      <w:lvlJc w:val="left"/>
+      <w:pPr>
+        <w:tabs>
+          <w:tab w:val="left" w:pos="3780"/>
+        </w:tabs>
+        <w:ind w:left="3780" w:leftChars="0" w:hanging="420" w:firstLineChars="0"/>
+      </w:pPr>
+      <w:rPr>
+        <w:rFonts w:hint="default"/>
+      </w:rPr>
+    </w:lvl>
+  </w:abstractNum>
+  <w:abstractNum w:abstractNumId="3">
     <w:nsid w:val="21CE227B"/>
     <w:multiLevelType w:val="multilevel"/>
     <w:tmpl w:val="21CE227B"/>
@@ -2692,7 +2902,7 @@
       </w:rPr>
     </w:lvl>
   </w:abstractNum>
-  <w:abstractNum w:abstractNumId="3">
+  <w:abstractNum w:abstractNumId="4">
     <w:nsid w:val="7D7D7DDD"/>
     <w:multiLevelType w:val="multilevel"/>
     <w:tmpl w:val="7D7D7DDD"/>
@@ -2779,7 +2989,7 @@
     </w:lvl>
   </w:abstractNum>
   <w:num w:numId="1">
-    <w:abstractNumId w:val="3"/>
+    <w:abstractNumId w:val="4"/>
   </w:num>
   <w:num w:numId="2">
     <w:abstractNumId w:val="0"/>
@@ -2788,6 +2998,9 @@
     <w:abstractNumId w:val="1"/>
   </w:num>
   <w:num w:numId="4">
+    <w:abstractNumId w:val="3"/>
+  </w:num>
+  <w:num w:numId="5">
     <w:abstractNumId w:val="2"/>
   </w:num>
 </w:numbering>
